--- a/lab3_singlecell/Lab3_Writeup_Assignment_Rubric.docx
+++ b/lab3_singlecell/Lab3_Writeup_Assignment_Rubric.docx
@@ -9,7 +9,7 @@
           <w:color w:val="0279EE"/>
           <w:sz w:val="32"/>
         </w:rPr>
-        <w:t>Single-Cell Annotation Write-Up — Assignment and Rubric</w:t>
+        <w:t>Single-Cell Annotation Write-Up  -  Assignment and Rubric</w:t>
       </w:r>
     </w:p>
     <w:p>
@@ -36,7 +36,7 @@
         <w:rPr>
           <w:i w:val="0"/>
         </w:rPr>
-        <w:t>You annotated 44,721 PBMCs two ways — marker-based clustering and the CellTypist reference model — and found where they disagree. Now write it up as a mini research report: what you did, what you found, and what the disagreements taught you about both methods.</w:t>
+        <w:t>You annotated 44,721 PBMCs two ways  -  marker-based clustering and the CellTypist reference model  -  and found where they disagree. Now write it up as a mini research report: what you did, what you found, and what the disagreements taught you about both methods.</w:t>
       </w:r>
     </w:p>
     <w:p>
@@ -94,7 +94,7 @@
         <w:pStyle w:val="ListNumber"/>
       </w:pPr>
       <w:r>
-        <w:t>Model vs. ground truth statement (course AI policy). What did the reference model predict, what was the curated ground truth, and did they agree — with numbers.</w:t>
+        <w:t>Model vs. ground truth statement (course AI policy). What did the reference model predict, what was the curated ground truth, and did they agree  -  with numbers.</w:t>
       </w:r>
     </w:p>
     <w:p>
@@ -385,7 +385,7 @@
         <w:rPr>
           <w:i w:val="0"/>
         </w:rPr>
-        <w:t>One page, due with the portfolio on Friday, Dec 11. Address all three labs: what changed in how you read a computational prediction (a variant score, a pLDDT, a cell-type label) between August and December? Name one specific moment — a number, a figure, a disagreement — that changed your mind, and one thing you still do not trust these tools to do. No padding; one honest page.</w:t>
+        <w:t>One page, due with the portfolio on Friday, Dec 11. Address all three labs: what changed in how you read a computational prediction (a variant score, a pLDDT, a cell-type label) between August and December? Name one specific moment  -  a number, a figure, a disagreement  -  that changed your mind, and one thing you still do not trust these tools to do. No padding; one honest page.</w:t>
       </w:r>
     </w:p>
     <w:p>
@@ -397,6 +397,12 @@
       </w:r>
     </w:p>
     <w:sectPr>
+      <w:headerReference w:type="default" r:id="rId9"/>
+      <w:footerReference w:type="default" r:id="rId10"/>
+      <w:headerReference w:type="first" r:id="rId11"/>
+      <w:footerReference w:type="first" r:id="rId12"/>
+      <w:headerReference w:type="even" r:id="rId13"/>
+      <w:footerReference w:type="even" r:id="rId14"/>
       <w:pgSz w:w="12240" w:h="15840"/>
       <w:pgMar w:top="1440" w:right="1800" w:bottom="1440" w:left="1800" w:header="720" w:footer="720" w:gutter="0"/>
       <w:cols w:space="720"/>
@@ -404,6 +410,66 @@
     </w:sectPr>
   </w:body>
 </w:document>
+</file>
+
+<file path=word/footer1.xml><?xml version="1.0" encoding="utf-8"?>
+<w:ftr xmlns:m="http://schemas.openxmlformats.org/officeDocument/2006/math" xmlns:mc="http://schemas.openxmlformats.org/markup-compatibility/2006" xmlns:mo="http://schemas.microsoft.com/office/mac/office/2008/main" xmlns:mv="urn:schemas-microsoft-com:mac:vml" xmlns:o="urn:schemas-microsoft-com:office:office" xmlns:r="http://schemas.openxmlformats.org/officeDocument/2006/relationships" xmlns:v="urn:schemas-microsoft-com:vml" xmlns:w10="urn:schemas-microsoft-com:office:word" xmlns:w14="http://schemas.microsoft.com/office/word/2010/wordml" xmlns:w="http://schemas.openxmlformats.org/wordprocessingml/2006/main" xmlns:wne="http://schemas.microsoft.com/office/word/2006/wordml" xmlns:wp14="http://schemas.microsoft.com/office/word/2010/wordprocessingDrawing" xmlns:wp="http://schemas.openxmlformats.org/drawingml/2006/wordprocessingDrawing" xmlns:wpc="http://schemas.microsoft.com/office/word/2010/wordprocessingCanvas" xmlns:wpg="http://schemas.microsoft.com/office/word/2010/wordprocessingGroup" xmlns:wpi="http://schemas.microsoft.com/office/word/2010/wordprocessingInk" xmlns:wps="http://schemas.microsoft.com/office/word/2010/wordprocessingShape" mc:Ignorable="w14 wp14">
+  <w:p>
+    <w:pPr>
+      <w:pStyle w:val="Footer"/>
+    </w:pPr>
+  </w:p>
+</w:ftr>
+</file>
+
+<file path=word/footer2.xml><?xml version="1.0" encoding="utf-8"?>
+<w:ftr xmlns:m="http://schemas.openxmlformats.org/officeDocument/2006/math" xmlns:mc="http://schemas.openxmlformats.org/markup-compatibility/2006" xmlns:mo="http://schemas.microsoft.com/office/mac/office/2008/main" xmlns:mv="urn:schemas-microsoft-com:mac:vml" xmlns:o="urn:schemas-microsoft-com:office:office" xmlns:r="http://schemas.openxmlformats.org/officeDocument/2006/relationships" xmlns:v="urn:schemas-microsoft-com:vml" xmlns:w10="urn:schemas-microsoft-com:office:word" xmlns:w14="http://schemas.microsoft.com/office/word/2010/wordml" xmlns:w="http://schemas.openxmlformats.org/wordprocessingml/2006/main" xmlns:wne="http://schemas.microsoft.com/office/word/2006/wordml" xmlns:wp14="http://schemas.microsoft.com/office/word/2010/wordprocessingDrawing" xmlns:wp="http://schemas.openxmlformats.org/drawingml/2006/wordprocessingDrawing" xmlns:wpc="http://schemas.microsoft.com/office/word/2010/wordprocessingCanvas" xmlns:wpg="http://schemas.microsoft.com/office/word/2010/wordprocessingGroup" xmlns:wpi="http://schemas.microsoft.com/office/word/2010/wordprocessingInk" xmlns:wps="http://schemas.microsoft.com/office/word/2010/wordprocessingShape" mc:Ignorable="w14 wp14">
+  <w:p>
+    <w:pPr>
+      <w:pStyle w:val="Footer"/>
+    </w:pPr>
+  </w:p>
+</w:ftr>
+</file>
+
+<file path=word/footer3.xml><?xml version="1.0" encoding="utf-8"?>
+<w:ftr xmlns:m="http://schemas.openxmlformats.org/officeDocument/2006/math" xmlns:mc="http://schemas.openxmlformats.org/markup-compatibility/2006" xmlns:mo="http://schemas.microsoft.com/office/mac/office/2008/main" xmlns:mv="urn:schemas-microsoft-com:mac:vml" xmlns:o="urn:schemas-microsoft-com:office:office" xmlns:r="http://schemas.openxmlformats.org/officeDocument/2006/relationships" xmlns:v="urn:schemas-microsoft-com:vml" xmlns:w10="urn:schemas-microsoft-com:office:word" xmlns:w14="http://schemas.microsoft.com/office/word/2010/wordml" xmlns:w="http://schemas.openxmlformats.org/wordprocessingml/2006/main" xmlns:wne="http://schemas.microsoft.com/office/word/2006/wordml" xmlns:wp14="http://schemas.microsoft.com/office/word/2010/wordprocessingDrawing" xmlns:wp="http://schemas.openxmlformats.org/drawingml/2006/wordprocessingDrawing" xmlns:wpc="http://schemas.microsoft.com/office/word/2010/wordprocessingCanvas" xmlns:wpg="http://schemas.microsoft.com/office/word/2010/wordprocessingGroup" xmlns:wpi="http://schemas.microsoft.com/office/word/2010/wordprocessingInk" xmlns:wps="http://schemas.microsoft.com/office/word/2010/wordprocessingShape" mc:Ignorable="w14 wp14">
+  <w:p>
+    <w:pPr>
+      <w:pStyle w:val="Footer"/>
+    </w:pPr>
+  </w:p>
+</w:ftr>
+</file>
+
+<file path=word/header1.xml><?xml version="1.0" encoding="utf-8"?>
+<w:hdr xmlns:m="http://schemas.openxmlformats.org/officeDocument/2006/math" xmlns:mc="http://schemas.openxmlformats.org/markup-compatibility/2006" xmlns:mo="http://schemas.microsoft.com/office/mac/office/2008/main" xmlns:mv="urn:schemas-microsoft-com:mac:vml" xmlns:o="urn:schemas-microsoft-com:office:office" xmlns:r="http://schemas.openxmlformats.org/officeDocument/2006/relationships" xmlns:v="urn:schemas-microsoft-com:vml" xmlns:w10="urn:schemas-microsoft-com:office:word" xmlns:w14="http://schemas.microsoft.com/office/word/2010/wordml" xmlns:w="http://schemas.openxmlformats.org/wordprocessingml/2006/main" xmlns:wne="http://schemas.microsoft.com/office/word/2006/wordml" xmlns:wp14="http://schemas.microsoft.com/office/word/2010/wordprocessingDrawing" xmlns:wp="http://schemas.openxmlformats.org/drawingml/2006/wordprocessingDrawing" xmlns:wpc="http://schemas.microsoft.com/office/word/2010/wordprocessingCanvas" xmlns:wpg="http://schemas.microsoft.com/office/word/2010/wordprocessingGroup" xmlns:wpi="http://schemas.microsoft.com/office/word/2010/wordprocessingInk" xmlns:wps="http://schemas.microsoft.com/office/word/2010/wordprocessingShape" mc:Ignorable="w14 wp14">
+  <w:p>
+    <w:pPr>
+      <w:pStyle w:val="Header"/>
+    </w:pPr>
+  </w:p>
+</w:hdr>
+</file>
+
+<file path=word/header2.xml><?xml version="1.0" encoding="utf-8"?>
+<w:hdr xmlns:m="http://schemas.openxmlformats.org/officeDocument/2006/math" xmlns:mc="http://schemas.openxmlformats.org/markup-compatibility/2006" xmlns:mo="http://schemas.microsoft.com/office/mac/office/2008/main" xmlns:mv="urn:schemas-microsoft-com:mac:vml" xmlns:o="urn:schemas-microsoft-com:office:office" xmlns:r="http://schemas.openxmlformats.org/officeDocument/2006/relationships" xmlns:v="urn:schemas-microsoft-com:vml" xmlns:w10="urn:schemas-microsoft-com:office:word" xmlns:w14="http://schemas.microsoft.com/office/word/2010/wordml" xmlns:w="http://schemas.openxmlformats.org/wordprocessingml/2006/main" xmlns:wne="http://schemas.microsoft.com/office/word/2006/wordml" xmlns:wp14="http://schemas.microsoft.com/office/word/2010/wordprocessingDrawing" xmlns:wp="http://schemas.openxmlformats.org/drawingml/2006/wordprocessingDrawing" xmlns:wpc="http://schemas.microsoft.com/office/word/2010/wordprocessingCanvas" xmlns:wpg="http://schemas.microsoft.com/office/word/2010/wordprocessingGroup" xmlns:wpi="http://schemas.microsoft.com/office/word/2010/wordprocessingInk" xmlns:wps="http://schemas.microsoft.com/office/word/2010/wordprocessingShape" mc:Ignorable="w14 wp14">
+  <w:p>
+    <w:pPr>
+      <w:pStyle w:val="Header"/>
+    </w:pPr>
+  </w:p>
+</w:hdr>
+</file>
+
+<file path=word/header3.xml><?xml version="1.0" encoding="utf-8"?>
+<w:hdr xmlns:m="http://schemas.openxmlformats.org/officeDocument/2006/math" xmlns:mc="http://schemas.openxmlformats.org/markup-compatibility/2006" xmlns:mo="http://schemas.microsoft.com/office/mac/office/2008/main" xmlns:mv="urn:schemas-microsoft-com:mac:vml" xmlns:o="urn:schemas-microsoft-com:office:office" xmlns:r="http://schemas.openxmlformats.org/officeDocument/2006/relationships" xmlns:v="urn:schemas-microsoft-com:vml" xmlns:w10="urn:schemas-microsoft-com:office:word" xmlns:w14="http://schemas.microsoft.com/office/word/2010/wordml" xmlns:w="http://schemas.openxmlformats.org/wordprocessingml/2006/main" xmlns:wne="http://schemas.microsoft.com/office/word/2006/wordml" xmlns:wp14="http://schemas.microsoft.com/office/word/2010/wordprocessingDrawing" xmlns:wp="http://schemas.openxmlformats.org/drawingml/2006/wordprocessingDrawing" xmlns:wpc="http://schemas.microsoft.com/office/word/2010/wordprocessingCanvas" xmlns:wpg="http://schemas.microsoft.com/office/word/2010/wordprocessingGroup" xmlns:wpi="http://schemas.microsoft.com/office/word/2010/wordprocessingInk" xmlns:wps="http://schemas.microsoft.com/office/word/2010/wordprocessingShape" mc:Ignorable="w14 wp14">
+  <w:p>
+    <w:pPr>
+      <w:pStyle w:val="Header"/>
+    </w:pPr>
+  </w:p>
+</w:hdr>
 </file>
 
 <file path=word/numbering.xml><?xml version="1.0" encoding="utf-8"?>
